--- a/Output/Table 3 Descriptive Overall and by Race and Ethnicity.docx
+++ b/Output/Table 3 Descriptive Overall and by Race and Ethnicity.docx
@@ -1392,7 +1392,7 @@
                 <w:szCs w:val="22"/>
                 <w:color w:val="000000"/>
               </w:rPr>
-              <w:t xml:space="preserve">&lt;0.001</w:t>
+              <w:t xml:space="preserve">0.002</w:t>
             </w:r>
           </w:p>
         </w:tc>

--- a/Output/Table 3 Descriptive Overall and by Race and Ethnicity.docx
+++ b/Output/Table 3 Descriptive Overall and by Race and Ethnicity.docx
@@ -25,7 +25,7 @@
         <w:ind w:left="60" w:right="60" w:firstLine="0" w:firstLineChars="0"/>
       </w:pPr>
       <w:r>
-        <w:t xml:space="preserve">Table 3: Descriptive Statistics Overall and Stratified by Race and Ethnicity</w:t>
+        <w:t xml:space="preserve">Table 2: Descriptive Statistics Overall and Stratified by Race and Ethnicity</w:t>
       </w:r>
     </w:p>
     <w:tbl xmlns:a="http://schemas.openxmlformats.org/drawingml/2006/main" xmlns:pic="http://schemas.openxmlformats.org/drawingml/2006/picture">
